--- a/Задание 3.docx
+++ b/Задание 3.docx
@@ -154,7 +154,7 @@
           <w:sz w:val="28"/>
           <w:u w:val="none"/>
         </w:rPr>
-        <w:t>Впоследствии ГОСТ Р ИСО/МЭК 15408-1-2008 был заменен ГОСТ Р ИСО/МЭК 15408-1-2012 (приказ Росстандарта, дата введения — 1 декабря 2013 г.). Новая редакция сохранила ту же концептуальную модель оценки безопасности ИТ и тот же набор ключевых понятий, уточнив формулировки терминов. Для целей настоящего задания анализируется редакция 2008 года, указанная в варианте, с учетом того, что терминологический аппарат «Общих критериев» в российской практике продолжает применяться через последующие редакции стандарта и документы, основанные на нем.</w:t>
+        <w:t>Впоследствии ГОСТ Р ИСО/МЭК 15408-1-2008 был заменен ГОСТ Р ИСО/МЭК 15408-1-2012 (дата введения — 1 декабря 2013 г.). Новая редакция сохранила ту же концептуальную модель оценки безопасности ИТ и тот же набор ключевых понятий, уточнив формулировки терминов. Для целей настоящего задания анализируется редакция 2008 года, указанная в варианте, с учетом того, что терминологический аппарат «Общих критериев» в российской практике продолжает применяться через последующие редакции стандарта и документы, основанные на нем.</w:t>
       </w:r>
     </w:p>
     <w:p>
@@ -965,7 +965,7 @@
     </w:p>
     <w:p>
       <w:pPr>
-        <w:spacing w:line="360" w:lineRule="auto" w:before="0" w:after="40"/>
+        <w:spacing w:line="360" w:lineRule="auto" w:before="0" w:after="60"/>
         <w:ind w:firstLine="0"/>
         <w:jc w:val="left"/>
       </w:pPr>
@@ -983,7 +983,7 @@
     </w:p>
     <w:p>
       <w:pPr>
-        <w:spacing w:line="360" w:lineRule="auto" w:before="0" w:after="40"/>
+        <w:spacing w:line="360" w:lineRule="auto" w:before="0" w:after="60"/>
         <w:ind w:firstLine="0"/>
         <w:jc w:val="left"/>
       </w:pPr>
@@ -1001,7 +1001,7 @@
     </w:p>
     <w:p>
       <w:pPr>
-        <w:spacing w:line="360" w:lineRule="auto" w:before="0" w:after="40"/>
+        <w:spacing w:line="360" w:lineRule="auto" w:before="0" w:after="60"/>
         <w:ind w:firstLine="0"/>
         <w:jc w:val="left"/>
       </w:pPr>
@@ -1019,7 +1019,7 @@
     </w:p>
     <w:p>
       <w:pPr>
-        <w:spacing w:line="360" w:lineRule="auto" w:before="0" w:after="40"/>
+        <w:spacing w:line="360" w:lineRule="auto" w:before="0" w:after="60"/>
         <w:ind w:firstLine="0"/>
         <w:jc w:val="left"/>
       </w:pPr>
@@ -1037,7 +1037,7 @@
     </w:p>
     <w:p>
       <w:pPr>
-        <w:spacing w:line="360" w:lineRule="auto" w:before="0" w:after="120"/>
+        <w:spacing w:line="360" w:lineRule="auto" w:before="0" w:after="60"/>
         <w:ind w:firstLine="0"/>
         <w:jc w:val="left"/>
       </w:pPr>
@@ -1109,7 +1109,7 @@
     </w:p>
     <w:p>
       <w:pPr>
-        <w:spacing w:line="360" w:lineRule="auto" w:before="0" w:after="200"/>
+        <w:spacing w:line="360" w:lineRule="auto" w:before="0" w:after="120"/>
         <w:ind w:firstLine="709"/>
         <w:jc w:val="both"/>
       </w:pPr>
@@ -1138,7 +1138,25 @@
     </w:p>
     <w:p>
       <w:pPr>
-        <w:spacing w:line="360" w:lineRule="auto" w:before="120" w:after="120"/>
+        <w:spacing w:line="360" w:lineRule="auto" w:before="0" w:after="120"/>
+        <w:ind w:firstLine="709"/>
+        <w:jc w:val="both"/>
+      </w:pPr>
+      <w:r>
+        <w:rPr>
+          <w:rFonts w:ascii="Times New Roman" w:hAnsi="Times New Roman" w:eastAsia="Times New Roman"/>
+          <w:b w:val="0"/>
+          <w:i w:val="0"/>
+          <w:color w:val="000000"/>
+          <w:sz w:val="28"/>
+          <w:u w:val="none"/>
+        </w:rPr>
+        <w:t>Ниже на данный вид цифровых рисков даны ответы на те же пять вопросов, что и в части первой. Этот вид рисков закрепляется не одним ГОСТ, а совокупностью нормативных правовых актов и стандартов. Поэтому вопросы 1, 2, 4 и 5 относятся к этой совокупности — прежде всего к Федеральному закону № 152-ФЗ, ГОСТ Р ИСО/МЭК 27005-2010, ГОСТ ISO/IEC 29100-2021 и приказу ФСТЭК России № 21.</w:t>
+      </w:r>
+    </w:p>
+    <w:p>
+      <w:pPr>
+        <w:spacing w:line="360" w:lineRule="auto" w:before="160" w:after="120"/>
         <w:ind w:firstLine="0"/>
         <w:jc w:val="left"/>
       </w:pPr>
@@ -1151,7 +1169,7 @@
           <w:sz w:val="28"/>
           <w:u w:val="single"/>
         </w:rPr>
-        <w:t>1. Понятие и общая характеристика данного вида рисков</w:t>
+        <w:t>1. Когда и кем был утвержден этот стандарт?</w:t>
       </w:r>
     </w:p>
     <w:p>
@@ -1169,7 +1187,7 @@
           <w:sz w:val="28"/>
           <w:u w:val="none"/>
         </w:rPr>
-        <w:t>Риски, связанные с обработкой и управлением данными в цифровой экономике, — это возможность наступления неблагоприятных последствий (правовых, финансовых, репутационных, операционных) вследствие событий, затрагивающих сбор, хранение, передачу, использование, актуализацию и уничтожение данных, а также организацию процессов data governance. Данные в цифровой экономике выступают одновременно производственным ресурсом, объектом гражданских прав, источником аналитических решений и активом, подлежащим защите. Поэтому этот вид рисков находится на пересечении информационной безопасности, защиты персональных данных, качества данных и корпоративного управления.</w:t>
+        <w:t>Риски обработки и управления данными в цифровой экономике не «утверждаются» одним документом. Они описываются пакетом актов, каждый из которых имеет свою дату и орган утверждения.</w:t>
       </w:r>
     </w:p>
     <w:p>
@@ -1187,7 +1205,7 @@
           <w:sz w:val="28"/>
           <w:u w:val="none"/>
         </w:rPr>
-        <w:t>В терминах ГОСТ Р ИСО/МЭК 15408-1 данные — это активы (данные пользователя и данные функций безопасности). Риск возникает, когда угроза (внешний или внутренний нарушитель, сбой, ошибка персонала, недобросовестный обработчик) может через уязвимость процесса или системы нарушить конфиденциальность, целостность или доступность этих активов либо привести к их неправомерному или некачественному использованию. После применения правовых, организационных и технических контрмер сохраняется остаточный риск, который организация должна осознанно принять, снизить дополнительно либо передать (например, через киберстрахование и договорные условия с процессором данных).</w:t>
+        <w:t>Базовый закон — Федеральный закон от 27 июля 2006 г. № 152-ФЗ «О персональных данных». Он подписан Президентом Российской Федерации и вступил в силу 26 января 2007 г. Именно этот закон ввел в российское право понятия обработки персональных данных, оператора, информационной системы персональных данных и безопасности персональных данных при их обработке. В тот же день принят Федеральный закон от 27 июля 2006 г. № 149-ФЗ «Об информации, информационных технологиях и о защите информации», который задает общие правила защиты информации (в том числе от уничтожения, модифицирования, блокирования, копирования).</w:t>
       </w:r>
     </w:p>
     <w:p>
@@ -1205,7 +1223,61 @@
           <w:sz w:val="28"/>
           <w:u w:val="none"/>
         </w:rPr>
-        <w:t>Особенность цифровой экономики состоит в том, что объемы, скорость и разнообразие данных (так называемые «три V» больших данных: volume, velocity, variety) многократно увеличивают поверхность риска. Данные циркулируют между организациями, облачными платформами, мобильными приложениями, государственными информационными системами и устройствами Интернета вещей. Управление данными перестает быть исключительно ИТ-задачей и становится элементом экономической деятельности: от качества и защищенности данных зависят кредитные решения, тарифы, логистика, персонализированные сервисы и государственное управление.</w:t>
+        <w:t>Методику оценки и обработки таких рисков как рисков информационной безопасности дает национальный стандарт ГОСТ Р ИСО/МЭК 27005-2010 «Информационная технология. Методы и средства обеспечения безопасности. Менеджмент риска информационной безопасности». Он утвержден и введен в действие Приказом Федерального агентства по техническому регулированию и метрологии от 30 ноября 2010 г. № 632-ст, дата введения — 1 декабря 2011 г. Стандарт подготовлен ООО НПФ «Кристалл» и ФГУ ГНИИИ ПТЗИ ФСТЭК России, идентичен ISO/IEC 27005:2008.</w:t>
+      </w:r>
+    </w:p>
+    <w:p>
+      <w:pPr>
+        <w:spacing w:line="360" w:lineRule="auto" w:before="0" w:after="120"/>
+        <w:ind w:firstLine="709"/>
+        <w:jc w:val="both"/>
+      </w:pPr>
+      <w:r>
+        <w:rPr>
+          <w:rFonts w:ascii="Times New Roman" w:hAnsi="Times New Roman" w:eastAsia="Times New Roman"/>
+          <w:b w:val="0"/>
+          <w:i w:val="0"/>
+          <w:color w:val="000000"/>
+          <w:sz w:val="28"/>
+          <w:u w:val="none"/>
+        </w:rPr>
+        <w:t>Термины именно о защите персональных данных при обработке закрепляет ГОСТ ISO/IEC 29100-2021 «Информационные технологии. Методы и средства обеспечения безопасности. Основы защиты персональных данных». Он введен в действие в качестве национального стандарта Российской Федерации Приказом Росстандарта от 2 июля 2021 г. № 610-ст, дата введения — 30 ноября 2021 г. Стандарт идентичен ISO/IEC 29100:2011 (с учетом позднейших изменений) и введен впервые (ранее применялся ГОСТ Р ИСО/МЭК 29100-2013, утвержденный Приказом Росстандарта от 08.11.2013 № 1539-ст).</w:t>
+      </w:r>
+    </w:p>
+    <w:p>
+      <w:pPr>
+        <w:spacing w:line="360" w:lineRule="auto" w:before="0" w:after="120"/>
+        <w:ind w:firstLine="709"/>
+        <w:jc w:val="both"/>
+      </w:pPr>
+      <w:r>
+        <w:rPr>
+          <w:rFonts w:ascii="Times New Roman" w:hAnsi="Times New Roman" w:eastAsia="Times New Roman"/>
+          <w:b w:val="0"/>
+          <w:i w:val="0"/>
+          <w:color w:val="000000"/>
+          <w:sz w:val="28"/>
+          <w:u w:val="none"/>
+        </w:rPr>
+        <w:t>Обязательные меры защиты при обработке персональных данных утверждены подзаконными актами. Постановление Правительства Российской Федерации от 1 ноября 2012 г. № 1119 определяет уровни защищенности персональных данных при их обработке в информационных системах. Приказ ФСТЭК России от 18 февраля 2013 г. № 21 утверждает состав и содержание организационных и технических мер по обеспечению безопасности персональных данных. Методический документ ФСТЭК России «Методика оценки угроз безопасности информации» утвержден 5 февраля 2021 г. и используется при построении моделей угроз для систем, в которых обрабатываются данные.</w:t>
+      </w:r>
+    </w:p>
+    <w:p>
+      <w:pPr>
+        <w:spacing w:line="360" w:lineRule="auto" w:before="0" w:after="120"/>
+        <w:ind w:firstLine="709"/>
+        <w:jc w:val="both"/>
+      </w:pPr>
+      <w:r>
+        <w:rPr>
+          <w:rFonts w:ascii="Times New Roman" w:hAnsi="Times New Roman" w:eastAsia="Times New Roman"/>
+          <w:b w:val="0"/>
+          <w:i w:val="0"/>
+          <w:color w:val="000000"/>
+          <w:sz w:val="28"/>
+          <w:u w:val="none"/>
+        </w:rPr>
+        <w:t>Вывод по вопросу 1: «стандартом» (в широком смысле) для данного вида рисков является связка закон + ГОСТ по менеджменту риска + ГОСТ по защите ПДн + акты ФСТЭК. Даты и органы утверждения различны, но все они относятся к одному предмету — рискам обработки и управления данными.</w:t>
       </w:r>
     </w:p>
     <w:p>
@@ -1223,7 +1295,7 @@
           <w:sz w:val="28"/>
           <w:u w:val="single"/>
         </w:rPr>
-        <w:t>2. Видовой состав рисков обработки и управления данными</w:t>
+        <w:t>2. Какие термины, использующиеся для характеристики цифровых рисков, определяет этот стандарт?</w:t>
       </w:r>
     </w:p>
     <w:p>
@@ -1241,14 +1313,32 @@
           <w:sz w:val="28"/>
           <w:u w:val="none"/>
         </w:rPr>
-        <w:t>Видовой состав данной группы целесообразно раскрывать по нескольким пересекающимся основаниям: по свойству безопасности актива, по стадии жизненного цикла данных, по источнику угрозы и по правовому режиму данных.</w:t>
+        <w:t>Для данного вида рисков термины задают сразу несколько документов. Ниже приведены те, которыми на практике характеризуют цифровые риски обработки и управления данными.</w:t>
+      </w:r>
+    </w:p>
+    <w:p>
+      <w:pPr>
+        <w:spacing w:line="360" w:lineRule="auto" w:before="0" w:after="80"/>
+        <w:ind w:firstLine="709"/>
+        <w:jc w:val="both"/>
+      </w:pPr>
+      <w:r>
+        <w:rPr>
+          <w:rFonts w:ascii="Times New Roman" w:hAnsi="Times New Roman" w:eastAsia="Times New Roman"/>
+          <w:b w:val="0"/>
+          <w:i w:val="0"/>
+          <w:color w:val="000000"/>
+          <w:sz w:val="28"/>
+          <w:u w:val="none"/>
+        </w:rPr>
+        <w:t>Федеральный закон № 152-ФЗ (статья 3 и статья 19) определяет:</w:t>
       </w:r>
     </w:p>
     <w:p>
       <w:pPr>
         <w:spacing w:line="360" w:lineRule="auto" w:before="0" w:after="80"/>
         <w:ind w:firstLine="0"/>
-        <w:jc w:val="left"/>
+        <w:jc w:val="both"/>
       </w:pPr>
       <w:r>
         <w:rPr>
@@ -1259,7 +1349,449 @@
           <w:sz w:val="28"/>
           <w:u w:val="none"/>
         </w:rPr>
-        <w:t>2.1. По свойству безопасности актива (модель ГОСТ Р ИСО/МЭК 15408-1 и ст. 16 Федерального закона № 149-ФЗ):</w:t>
+        <w:t xml:space="preserve">— персональные данные — </w:t>
+      </w:r>
+      <w:r>
+        <w:rPr>
+          <w:rFonts w:ascii="Times New Roman" w:hAnsi="Times New Roman" w:eastAsia="Times New Roman"/>
+          <w:b w:val="0"/>
+          <w:i w:val="0"/>
+          <w:color w:val="000000"/>
+          <w:sz w:val="28"/>
+          <w:u w:val="none"/>
+        </w:rPr>
+        <w:t>любая информация, относящаяся к прямо или косвенно определенному или определяемому физическому лицу (субъекту персональных данных). Это основной защищаемый актив цифровой экономики на стороне человека;</w:t>
+      </w:r>
+    </w:p>
+    <w:p>
+      <w:pPr>
+        <w:spacing w:line="360" w:lineRule="auto" w:before="0" w:after="80"/>
+        <w:ind w:firstLine="0"/>
+        <w:jc w:val="both"/>
+      </w:pPr>
+      <w:r>
+        <w:rPr>
+          <w:rFonts w:ascii="Times New Roman" w:hAnsi="Times New Roman" w:eastAsia="Times New Roman"/>
+          <w:b/>
+          <w:i w:val="0"/>
+          <w:color w:val="000000"/>
+          <w:sz w:val="28"/>
+          <w:u w:val="none"/>
+        </w:rPr>
+        <w:t xml:space="preserve">— оператор — </w:t>
+      </w:r>
+      <w:r>
+        <w:rPr>
+          <w:rFonts w:ascii="Times New Roman" w:hAnsi="Times New Roman" w:eastAsia="Times New Roman"/>
+          <w:b w:val="0"/>
+          <w:i w:val="0"/>
+          <w:color w:val="000000"/>
+          <w:sz w:val="28"/>
+          <w:u w:val="none"/>
+        </w:rPr>
+        <w:t>государственный орган, муниципальный орган, юридическое или физическое лицо, которое организует и (или) осуществляет обработку персональных данных и определяет цели, состав данных и действия с ними. Оператор — владелец риска;</w:t>
+      </w:r>
+    </w:p>
+    <w:p>
+      <w:pPr>
+        <w:spacing w:line="360" w:lineRule="auto" w:before="0" w:after="80"/>
+        <w:ind w:firstLine="0"/>
+        <w:jc w:val="both"/>
+      </w:pPr>
+      <w:r>
+        <w:rPr>
+          <w:rFonts w:ascii="Times New Roman" w:hAnsi="Times New Roman" w:eastAsia="Times New Roman"/>
+          <w:b/>
+          <w:i w:val="0"/>
+          <w:color w:val="000000"/>
+          <w:sz w:val="28"/>
+          <w:u w:val="none"/>
+        </w:rPr>
+        <w:t xml:space="preserve">— обработка персональных данных — </w:t>
+      </w:r>
+      <w:r>
+        <w:rPr>
+          <w:rFonts w:ascii="Times New Roman" w:hAnsi="Times New Roman" w:eastAsia="Times New Roman"/>
+          <w:b w:val="0"/>
+          <w:i w:val="0"/>
+          <w:color w:val="000000"/>
+          <w:sz w:val="28"/>
+          <w:u w:val="none"/>
+        </w:rPr>
+        <w:t>любое действие или совокупность действий с персональными данными, включая сбор, запись, систематизацию, накопление, хранение, уточнение, извлечение, использование, передачу (распространение, предоставление, доступ), обезличивание, блокирование, удаление, уничтожение. Перечень стадий обработки одновременно задает видовой состав рисков по жизненному циклу данных;</w:t>
+      </w:r>
+    </w:p>
+    <w:p>
+      <w:pPr>
+        <w:spacing w:line="360" w:lineRule="auto" w:before="0" w:after="80"/>
+        <w:ind w:firstLine="0"/>
+        <w:jc w:val="both"/>
+      </w:pPr>
+      <w:r>
+        <w:rPr>
+          <w:rFonts w:ascii="Times New Roman" w:hAnsi="Times New Roman" w:eastAsia="Times New Roman"/>
+          <w:b/>
+          <w:i w:val="0"/>
+          <w:color w:val="000000"/>
+          <w:sz w:val="28"/>
+          <w:u w:val="none"/>
+        </w:rPr>
+        <w:t xml:space="preserve">— информационная система персональных данных — </w:t>
+      </w:r>
+      <w:r>
+        <w:rPr>
+          <w:rFonts w:ascii="Times New Roman" w:hAnsi="Times New Roman" w:eastAsia="Times New Roman"/>
+          <w:b w:val="0"/>
+          <w:i w:val="0"/>
+          <w:color w:val="000000"/>
+          <w:sz w:val="28"/>
+          <w:u w:val="none"/>
+        </w:rPr>
+        <w:t>совокупность содержащихся в базах данных персональных данных и обеспечивающих их обработку информационных технологий и технических средств;</w:t>
+      </w:r>
+    </w:p>
+    <w:p>
+      <w:pPr>
+        <w:spacing w:line="360" w:lineRule="auto" w:before="0" w:after="80"/>
+        <w:ind w:firstLine="0"/>
+        <w:jc w:val="both"/>
+      </w:pPr>
+      <w:r>
+        <w:rPr>
+          <w:rFonts w:ascii="Times New Roman" w:hAnsi="Times New Roman" w:eastAsia="Times New Roman"/>
+          <w:b/>
+          <w:i w:val="0"/>
+          <w:color w:val="000000"/>
+          <w:sz w:val="28"/>
+          <w:u w:val="none"/>
+        </w:rPr>
+        <w:t xml:space="preserve">— угрозы безопасности персональных данных (ст. 19) — </w:t>
+      </w:r>
+      <w:r>
+        <w:rPr>
+          <w:rFonts w:ascii="Times New Roman" w:hAnsi="Times New Roman" w:eastAsia="Times New Roman"/>
+          <w:b w:val="0"/>
+          <w:i w:val="0"/>
+          <w:color w:val="000000"/>
+          <w:sz w:val="28"/>
+          <w:u w:val="none"/>
+        </w:rPr>
+        <w:t>совокупность условий и факторов, создающих опасность несанкционированного, в том числе случайного, доступа к персональным данным, результатом которого могут стать уничтожение, изменение, блокирование, копирование, предоставление, распространение персональных данных, а также иные неправомерные действия. Это легальное определение цифрового риска утечки / искажения / блокирования данных;</w:t>
+      </w:r>
+    </w:p>
+    <w:p>
+      <w:pPr>
+        <w:spacing w:line="360" w:lineRule="auto" w:before="0" w:after="80"/>
+        <w:ind w:firstLine="0"/>
+        <w:jc w:val="both"/>
+      </w:pPr>
+      <w:r>
+        <w:rPr>
+          <w:rFonts w:ascii="Times New Roman" w:hAnsi="Times New Roman" w:eastAsia="Times New Roman"/>
+          <w:b/>
+          <w:i w:val="0"/>
+          <w:color w:val="000000"/>
+          <w:sz w:val="28"/>
+          <w:u w:val="none"/>
+        </w:rPr>
+        <w:t xml:space="preserve">— уровень защищенности персональных данных — </w:t>
+      </w:r>
+      <w:r>
+        <w:rPr>
+          <w:rFonts w:ascii="Times New Roman" w:hAnsi="Times New Roman" w:eastAsia="Times New Roman"/>
+          <w:b w:val="0"/>
+          <w:i w:val="0"/>
+          <w:color w:val="000000"/>
+          <w:sz w:val="28"/>
+          <w:u w:val="none"/>
+        </w:rPr>
+        <w:t>комплексный показатель, характеризующий выполнение требований, направленных на нейтрализацию угроз при обработке в информационных системах персональных данных.</w:t>
+      </w:r>
+    </w:p>
+    <w:p>
+      <w:pPr>
+        <w:spacing w:line="360" w:lineRule="auto" w:before="120" w:after="80"/>
+        <w:ind w:firstLine="709"/>
+        <w:jc w:val="both"/>
+      </w:pPr>
+      <w:r>
+        <w:rPr>
+          <w:rFonts w:ascii="Times New Roman" w:hAnsi="Times New Roman" w:eastAsia="Times New Roman"/>
+          <w:b w:val="0"/>
+          <w:i w:val="0"/>
+          <w:color w:val="000000"/>
+          <w:sz w:val="28"/>
+          <w:u w:val="none"/>
+        </w:rPr>
+        <w:t>ГОСТ ISO/IEC 29100-2021 дополнительно вводит:</w:t>
+      </w:r>
+    </w:p>
+    <w:p>
+      <w:pPr>
+        <w:spacing w:line="360" w:lineRule="auto" w:before="0" w:after="80"/>
+        <w:ind w:firstLine="0"/>
+        <w:jc w:val="both"/>
+      </w:pPr>
+      <w:r>
+        <w:rPr>
+          <w:rFonts w:ascii="Times New Roman" w:hAnsi="Times New Roman" w:eastAsia="Times New Roman"/>
+          <w:b/>
+          <w:i w:val="0"/>
+          <w:color w:val="000000"/>
+          <w:sz w:val="28"/>
+          <w:u w:val="none"/>
+        </w:rPr>
+        <w:t xml:space="preserve">— нарушение безопасности ПДн (privacy breach) — </w:t>
+      </w:r>
+      <w:r>
+        <w:rPr>
+          <w:rFonts w:ascii="Times New Roman" w:hAnsi="Times New Roman" w:eastAsia="Times New Roman"/>
+          <w:b w:val="0"/>
+          <w:i w:val="0"/>
+          <w:color w:val="000000"/>
+          <w:sz w:val="28"/>
+          <w:u w:val="none"/>
+        </w:rPr>
+        <w:t>ситуация, когда персональные данные обрабатываются в нарушение одного или более требований обеспечения безопасности ПДн. Это термин, которым фиксируется реализация риска;</w:t>
+      </w:r>
+    </w:p>
+    <w:p>
+      <w:pPr>
+        <w:spacing w:line="360" w:lineRule="auto" w:before="0" w:after="80"/>
+        <w:ind w:firstLine="0"/>
+        <w:jc w:val="both"/>
+      </w:pPr>
+      <w:r>
+        <w:rPr>
+          <w:rFonts w:ascii="Times New Roman" w:hAnsi="Times New Roman" w:eastAsia="Times New Roman"/>
+          <w:b/>
+          <w:i w:val="0"/>
+          <w:color w:val="000000"/>
+          <w:sz w:val="28"/>
+          <w:u w:val="none"/>
+        </w:rPr>
+        <w:t xml:space="preserve">— обработчик ПДн (PII processor) — </w:t>
+      </w:r>
+      <w:r>
+        <w:rPr>
+          <w:rFonts w:ascii="Times New Roman" w:hAnsi="Times New Roman" w:eastAsia="Times New Roman"/>
+          <w:b w:val="0"/>
+          <w:i w:val="0"/>
+          <w:color w:val="000000"/>
+          <w:sz w:val="28"/>
+          <w:u w:val="none"/>
+        </w:rPr>
+        <w:t>лицо, которое обрабатывает персональные данные от имени и по инструкциям оператора. Через этот термин описывается риск третьей стороны (облако, аутсорсинг, процессор);</w:t>
+      </w:r>
+    </w:p>
+    <w:p>
+      <w:pPr>
+        <w:spacing w:line="360" w:lineRule="auto" w:before="0" w:after="80"/>
+        <w:ind w:firstLine="0"/>
+        <w:jc w:val="both"/>
+      </w:pPr>
+      <w:r>
+        <w:rPr>
+          <w:rFonts w:ascii="Times New Roman" w:hAnsi="Times New Roman" w:eastAsia="Times New Roman"/>
+          <w:b/>
+          <w:i w:val="0"/>
+          <w:color w:val="000000"/>
+          <w:sz w:val="28"/>
+          <w:u w:val="none"/>
+        </w:rPr>
+        <w:t xml:space="preserve">— согласие / обезличивание / анонимность — </w:t>
+      </w:r>
+      <w:r>
+        <w:rPr>
+          <w:rFonts w:ascii="Times New Roman" w:hAnsi="Times New Roman" w:eastAsia="Times New Roman"/>
+          <w:b w:val="0"/>
+          <w:i w:val="0"/>
+          <w:color w:val="000000"/>
+          <w:sz w:val="28"/>
+          <w:u w:val="none"/>
+        </w:rPr>
+        <w:t>категории, которыми характеризуют правовые и технические способы снижения риска идентификации субъекта и неправомерной обработки.</w:t>
+      </w:r>
+    </w:p>
+    <w:p>
+      <w:pPr>
+        <w:spacing w:line="360" w:lineRule="auto" w:before="120" w:after="80"/>
+        <w:ind w:firstLine="709"/>
+        <w:jc w:val="both"/>
+      </w:pPr>
+      <w:r>
+        <w:rPr>
+          <w:rFonts w:ascii="Times New Roman" w:hAnsi="Times New Roman" w:eastAsia="Times New Roman"/>
+          <w:b w:val="0"/>
+          <w:i w:val="0"/>
+          <w:color w:val="000000"/>
+          <w:sz w:val="28"/>
+          <w:u w:val="none"/>
+        </w:rPr>
+        <w:t>ГОСТ Р ИСО/МЭК 27005-2010 задает язык менеджмента риска, без которого нельзя измерить данный вид цифровых рисков:</w:t>
+      </w:r>
+    </w:p>
+    <w:p>
+      <w:pPr>
+        <w:spacing w:line="360" w:lineRule="auto" w:before="0" w:after="80"/>
+        <w:ind w:firstLine="0"/>
+        <w:jc w:val="both"/>
+      </w:pPr>
+      <w:r>
+        <w:rPr>
+          <w:rFonts w:ascii="Times New Roman" w:hAnsi="Times New Roman" w:eastAsia="Times New Roman"/>
+          <w:b/>
+          <w:i w:val="0"/>
+          <w:color w:val="000000"/>
+          <w:sz w:val="28"/>
+          <w:u w:val="none"/>
+        </w:rPr>
+        <w:t xml:space="preserve">— риск информационной безопасности — </w:t>
+      </w:r>
+      <w:r>
+        <w:rPr>
+          <w:rFonts w:ascii="Times New Roman" w:hAnsi="Times New Roman" w:eastAsia="Times New Roman"/>
+          <w:b w:val="0"/>
+          <w:i w:val="0"/>
+          <w:color w:val="000000"/>
+          <w:sz w:val="28"/>
+          <w:u w:val="none"/>
+        </w:rPr>
+        <w:t>потенциальная возможность использования угрозами уязвимостей актива, наносящая ущерб организации. Применительно к данным актив — сами данные и средства их обработки;</w:t>
+      </w:r>
+    </w:p>
+    <w:p>
+      <w:pPr>
+        <w:spacing w:line="360" w:lineRule="auto" w:before="0" w:after="80"/>
+        <w:ind w:firstLine="0"/>
+        <w:jc w:val="both"/>
+      </w:pPr>
+      <w:r>
+        <w:rPr>
+          <w:rFonts w:ascii="Times New Roman" w:hAnsi="Times New Roman" w:eastAsia="Times New Roman"/>
+          <w:b/>
+          <w:i w:val="0"/>
+          <w:color w:val="000000"/>
+          <w:sz w:val="28"/>
+          <w:u w:val="none"/>
+        </w:rPr>
+        <w:t xml:space="preserve">— оценка риска (идентификация, анализ, оценивание) — </w:t>
+      </w:r>
+      <w:r>
+        <w:rPr>
+          <w:rFonts w:ascii="Times New Roman" w:hAnsi="Times New Roman" w:eastAsia="Times New Roman"/>
+          <w:b w:val="0"/>
+          <w:i w:val="0"/>
+          <w:color w:val="000000"/>
+          <w:sz w:val="28"/>
+          <w:u w:val="none"/>
+        </w:rPr>
+        <w:t>процесс, в котором для данных определяются активы, угрозы, уязвимости, последствия и уровень риска;</w:t>
+      </w:r>
+    </w:p>
+    <w:p>
+      <w:pPr>
+        <w:spacing w:line="360" w:lineRule="auto" w:before="0" w:after="80"/>
+        <w:ind w:firstLine="0"/>
+        <w:jc w:val="both"/>
+      </w:pPr>
+      <w:r>
+        <w:rPr>
+          <w:rFonts w:ascii="Times New Roman" w:hAnsi="Times New Roman" w:eastAsia="Times New Roman"/>
+          <w:b/>
+          <w:i w:val="0"/>
+          <w:color w:val="000000"/>
+          <w:sz w:val="28"/>
+          <w:u w:val="none"/>
+        </w:rPr>
+        <w:t xml:space="preserve">— обработка риска — </w:t>
+      </w:r>
+      <w:r>
+        <w:rPr>
+          <w:rFonts w:ascii="Times New Roman" w:hAnsi="Times New Roman" w:eastAsia="Times New Roman"/>
+          <w:b w:val="0"/>
+          <w:i w:val="0"/>
+          <w:color w:val="000000"/>
+          <w:sz w:val="28"/>
+          <w:u w:val="none"/>
+        </w:rPr>
+        <w:t>снижение, сохранение (принятие), предотвращение (уклонение) или перенос (передача) риска. Это варианты решения по цифровому риску данных;</w:t>
+      </w:r>
+    </w:p>
+    <w:p>
+      <w:pPr>
+        <w:spacing w:line="360" w:lineRule="auto" w:before="0" w:after="80"/>
+        <w:ind w:firstLine="0"/>
+        <w:jc w:val="both"/>
+      </w:pPr>
+      <w:r>
+        <w:rPr>
+          <w:rFonts w:ascii="Times New Roman" w:hAnsi="Times New Roman" w:eastAsia="Times New Roman"/>
+          <w:b/>
+          <w:i w:val="0"/>
+          <w:color w:val="000000"/>
+          <w:sz w:val="28"/>
+          <w:u w:val="none"/>
+        </w:rPr>
+        <w:t xml:space="preserve">— остаточный риск — </w:t>
+      </w:r>
+      <w:r>
+        <w:rPr>
+          <w:rFonts w:ascii="Times New Roman" w:hAnsi="Times New Roman" w:eastAsia="Times New Roman"/>
+          <w:b w:val="0"/>
+          <w:i w:val="0"/>
+          <w:color w:val="000000"/>
+          <w:sz w:val="28"/>
+          <w:u w:val="none"/>
+        </w:rPr>
+        <w:t>риск, сохраняющийся после применения мер обработки. Для данных абсолютная защита недостижима, поэтому термин обязателен;</w:t>
+      </w:r>
+    </w:p>
+    <w:p>
+      <w:pPr>
+        <w:spacing w:line="360" w:lineRule="auto" w:before="0" w:after="80"/>
+        <w:ind w:firstLine="0"/>
+        <w:jc w:val="both"/>
+      </w:pPr>
+      <w:r>
+        <w:rPr>
+          <w:rFonts w:ascii="Times New Roman" w:hAnsi="Times New Roman" w:eastAsia="Times New Roman"/>
+          <w:b/>
+          <w:i w:val="0"/>
+          <w:color w:val="000000"/>
+          <w:sz w:val="28"/>
+          <w:u w:val="none"/>
+        </w:rPr>
+        <w:t xml:space="preserve">— актив, угроза, уязвимость, последствия — </w:t>
+      </w:r>
+      <w:r>
+        <w:rPr>
+          <w:rFonts w:ascii="Times New Roman" w:hAnsi="Times New Roman" w:eastAsia="Times New Roman"/>
+          <w:b w:val="0"/>
+          <w:i w:val="0"/>
+          <w:color w:val="000000"/>
+          <w:sz w:val="28"/>
+          <w:u w:val="none"/>
+        </w:rPr>
+        <w:t>четыре элемента, из которых собирается характеристика любого риска обработки данных.</w:t>
+      </w:r>
+    </w:p>
+    <w:p>
+      <w:pPr>
+        <w:spacing w:line="360" w:lineRule="auto" w:before="120" w:after="120"/>
+        <w:ind w:firstLine="709"/>
+        <w:jc w:val="both"/>
+      </w:pPr>
+      <w:r>
+        <w:rPr>
+          <w:rFonts w:ascii="Times New Roman" w:hAnsi="Times New Roman" w:eastAsia="Times New Roman"/>
+          <w:b w:val="0"/>
+          <w:i w:val="0"/>
+          <w:color w:val="000000"/>
+          <w:sz w:val="28"/>
+          <w:u w:val="none"/>
+        </w:rPr>
+        <w:t>На основе этих терминов формируется видовой состав рисков обработки и управления данными в цифровой экономике (то, что требуется раскрыть по варианту):</w:t>
       </w:r>
     </w:p>
     <w:p>
@@ -1277,7 +1809,7 @@
           <w:sz w:val="28"/>
           <w:u w:val="none"/>
         </w:rPr>
-        <w:t>— риски нарушения конфиденциальности: утечка, неправомерный доступ, копирование, предоставление и распространение данных, в том числе персональных, коммерческой тайны, банковской тайны, профессиональной тайны;</w:t>
+        <w:t>— по свойству актива: риски конфиденциальности (утечка, неправомерный доступ), целостности (искажение, подмена, «отравление» данных) и доступности (утрата, вымогатель, отказ хранилищ);</w:t>
       </w:r>
     </w:p>
     <w:p>
@@ -1295,43 +1827,7 @@
           <w:sz w:val="28"/>
           <w:u w:val="none"/>
         </w:rPr>
-        <w:t>— риски нарушения целостности: искажение, несанкционированная модификация, подмена записей, «отравление» данных, используемых моделями машинного обучения;</w:t>
-      </w:r>
-    </w:p>
-    <w:p>
-      <w:pPr>
-        <w:spacing w:line="360" w:lineRule="auto" w:before="0" w:after="120"/>
-        <w:ind w:firstLine="0"/>
-        <w:jc w:val="left"/>
-      </w:pPr>
-      <w:r>
-        <w:rPr>
-          <w:rFonts w:ascii="Times New Roman" w:hAnsi="Times New Roman" w:eastAsia="Times New Roman"/>
-          <w:b w:val="0"/>
-          <w:i w:val="0"/>
-          <w:color w:val="000000"/>
-          <w:sz w:val="28"/>
-          <w:u w:val="none"/>
-        </w:rPr>
-        <w:t>— риски нарушения доступности: утрата данных, недоступность хранилищ и витрин, блокирование доступа, последствия программ-вымогателей, отказ систем резервного копирования и восстановления.</w:t>
-      </w:r>
-    </w:p>
-    <w:p>
-      <w:pPr>
-        <w:spacing w:line="360" w:lineRule="auto" w:before="0" w:after="80"/>
-        <w:ind w:firstLine="0"/>
-        <w:jc w:val="left"/>
-      </w:pPr>
-      <w:r>
-        <w:rPr>
-          <w:rFonts w:ascii="Times New Roman" w:hAnsi="Times New Roman" w:eastAsia="Times New Roman"/>
-          <w:b/>
-          <w:i w:val="0"/>
-          <w:color w:val="000000"/>
-          <w:sz w:val="28"/>
-          <w:u w:val="none"/>
-        </w:rPr>
-        <w:t>2.2. По стадиям жизненного цикла данных:</w:t>
+        <w:t>— по стадиям обработки (ст. 3 Федерального закона № 152-ФЗ): риски сбора, хранения, использования, передачи (в том числе трансграничной), обезличивания, блокирования и уничтожения;</w:t>
       </w:r>
     </w:p>
     <w:p>
@@ -1349,210 +1845,12 @@
           <w:sz w:val="28"/>
           <w:u w:val="none"/>
         </w:rPr>
-        <w:t>— риски сбора: избыточный сбор, сбор без правового основания и согласия, использование скрытых трекеров, некорректная идентификация субъекта;</w:t>
+        <w:t>— по контуру управления данными: риски качества данных, «теневых» копий, третьих лиц и облака, комплаенса, больших данных и искусственного интеллекта, инфраструктуры ЦОД.</w:t>
       </w:r>
     </w:p>
     <w:p>
       <w:pPr>
-        <w:spacing w:line="360" w:lineRule="auto" w:before="0" w:after="60"/>
-        <w:ind w:firstLine="0"/>
-        <w:jc w:val="left"/>
-      </w:pPr>
-      <w:r>
-        <w:rPr>
-          <w:rFonts w:ascii="Times New Roman" w:hAnsi="Times New Roman" w:eastAsia="Times New Roman"/>
-          <w:b w:val="0"/>
-          <w:i w:val="0"/>
-          <w:color w:val="000000"/>
-          <w:sz w:val="28"/>
-          <w:u w:val="none"/>
-        </w:rPr>
-        <w:t>— риски хранения: небезопасные хранилища, хранение сверх срока, отсутствие классификации, хранение в иностранных юрисдикциях в нарушение требований локализации;</w:t>
-      </w:r>
-    </w:p>
-    <w:p>
-      <w:pPr>
-        <w:spacing w:line="360" w:lineRule="auto" w:before="0" w:after="60"/>
-        <w:ind w:firstLine="0"/>
-        <w:jc w:val="left"/>
-      </w:pPr>
-      <w:r>
-        <w:rPr>
-          <w:rFonts w:ascii="Times New Roman" w:hAnsi="Times New Roman" w:eastAsia="Times New Roman"/>
-          <w:b w:val="0"/>
-          <w:i w:val="0"/>
-          <w:color w:val="000000"/>
-          <w:sz w:val="28"/>
-          <w:u w:val="none"/>
-        </w:rPr>
-        <w:t>— риски обработки и использования: обработка несовместимая с первоначальной целью, ошибочные алгоритмические решения на некачественных данных, неправомерный профайлинг;</w:t>
-      </w:r>
-    </w:p>
-    <w:p>
-      <w:pPr>
-        <w:spacing w:line="360" w:lineRule="auto" w:before="0" w:after="60"/>
-        <w:ind w:firstLine="0"/>
-        <w:jc w:val="left"/>
-      </w:pPr>
-      <w:r>
-        <w:rPr>
-          <w:rFonts w:ascii="Times New Roman" w:hAnsi="Times New Roman" w:eastAsia="Times New Roman"/>
-          <w:b w:val="0"/>
-          <w:i w:val="0"/>
-          <w:color w:val="000000"/>
-          <w:sz w:val="28"/>
-          <w:u w:val="none"/>
-        </w:rPr>
-        <w:t>— риски передачи и обмена: утечка при интеграции информационных систем, неконтролируемая передача подрядчикам и в облако, трансграничная передача;</w:t>
-      </w:r>
-    </w:p>
-    <w:p>
-      <w:pPr>
-        <w:spacing w:line="360" w:lineRule="auto" w:before="0" w:after="120"/>
-        <w:ind w:firstLine="0"/>
-        <w:jc w:val="left"/>
-      </w:pPr>
-      <w:r>
-        <w:rPr>
-          <w:rFonts w:ascii="Times New Roman" w:hAnsi="Times New Roman" w:eastAsia="Times New Roman"/>
-          <w:b w:val="0"/>
-          <w:i w:val="0"/>
-          <w:color w:val="000000"/>
-          <w:sz w:val="28"/>
-          <w:u w:val="none"/>
-        </w:rPr>
-        <w:t>— риски уничтожения: неполное уничтожение, остаточная информация на носителях и в резервных копиях, невозможность реализовать право субъекта на удаление.</w:t>
-      </w:r>
-    </w:p>
-    <w:p>
-      <w:pPr>
-        <w:spacing w:line="360" w:lineRule="auto" w:before="0" w:after="80"/>
-        <w:ind w:firstLine="0"/>
-        <w:jc w:val="left"/>
-      </w:pPr>
-      <w:r>
-        <w:rPr>
-          <w:rFonts w:ascii="Times New Roman" w:hAnsi="Times New Roman" w:eastAsia="Times New Roman"/>
-          <w:b/>
-          <w:i w:val="0"/>
-          <w:color w:val="000000"/>
-          <w:sz w:val="28"/>
-          <w:u w:val="none"/>
-        </w:rPr>
-        <w:t>2.3. По содержанию управленческого (не только защитного) контура:</w:t>
-      </w:r>
-    </w:p>
-    <w:p>
-      <w:pPr>
-        <w:spacing w:line="360" w:lineRule="auto" w:before="0" w:after="60"/>
-        <w:ind w:firstLine="0"/>
-        <w:jc w:val="left"/>
-      </w:pPr>
-      <w:r>
-        <w:rPr>
-          <w:rFonts w:ascii="Times New Roman" w:hAnsi="Times New Roman" w:eastAsia="Times New Roman"/>
-          <w:b w:val="0"/>
-          <w:i w:val="0"/>
-          <w:color w:val="000000"/>
-          <w:sz w:val="28"/>
-          <w:u w:val="none"/>
-        </w:rPr>
-        <w:t>— риски качества данных (неполнота, неактуальность, дубли, противоречивость, смещение выборки);</w:t>
-      </w:r>
-    </w:p>
-    <w:p>
-      <w:pPr>
-        <w:spacing w:line="360" w:lineRule="auto" w:before="0" w:after="60"/>
-        <w:ind w:firstLine="0"/>
-        <w:jc w:val="left"/>
-      </w:pPr>
-      <w:r>
-        <w:rPr>
-          <w:rFonts w:ascii="Times New Roman" w:hAnsi="Times New Roman" w:eastAsia="Times New Roman"/>
-          <w:b w:val="0"/>
-          <w:i w:val="0"/>
-          <w:color w:val="000000"/>
-          <w:sz w:val="28"/>
-          <w:u w:val="none"/>
-        </w:rPr>
-        <w:t>— риски «теневых» данных и неконтролируемых копий (shadow IT, выгрузки в личные облака, несанкционированные витрины);</w:t>
-      </w:r>
-    </w:p>
-    <w:p>
-      <w:pPr>
-        <w:spacing w:line="360" w:lineRule="auto" w:before="0" w:after="60"/>
-        <w:ind w:firstLine="0"/>
-        <w:jc w:val="left"/>
-      </w:pPr>
-      <w:r>
-        <w:rPr>
-          <w:rFonts w:ascii="Times New Roman" w:hAnsi="Times New Roman" w:eastAsia="Times New Roman"/>
-          <w:b w:val="0"/>
-          <w:i w:val="0"/>
-          <w:color w:val="000000"/>
-          <w:sz w:val="28"/>
-          <w:u w:val="none"/>
-        </w:rPr>
-        <w:t>— риски третьих лиц (облачный провайдер, процессор персональных данных, партнер по обмену данными, open source-библиотеки);</w:t>
-      </w:r>
-    </w:p>
-    <w:p>
-      <w:pPr>
-        <w:spacing w:line="360" w:lineRule="auto" w:before="0" w:after="60"/>
-        <w:ind w:firstLine="0"/>
-        <w:jc w:val="left"/>
-      </w:pPr>
-      <w:r>
-        <w:rPr>
-          <w:rFonts w:ascii="Times New Roman" w:hAnsi="Times New Roman" w:eastAsia="Times New Roman"/>
-          <w:b w:val="0"/>
-          <w:i w:val="0"/>
-          <w:color w:val="000000"/>
-          <w:sz w:val="28"/>
-          <w:u w:val="none"/>
-        </w:rPr>
-        <w:t>— комплаенс-риски (нарушение Федерального закона № 152-ФЗ, требований Роскомнадзора, отраслевых стандартов, режима КИИ);</w:t>
-      </w:r>
-    </w:p>
-    <w:p>
-      <w:pPr>
-        <w:spacing w:line="360" w:lineRule="auto" w:before="0" w:after="60"/>
-        <w:ind w:firstLine="0"/>
-        <w:jc w:val="left"/>
-      </w:pPr>
-      <w:r>
-        <w:rPr>
-          <w:rFonts w:ascii="Times New Roman" w:hAnsi="Times New Roman" w:eastAsia="Times New Roman"/>
-          <w:b w:val="0"/>
-          <w:i w:val="0"/>
-          <w:color w:val="000000"/>
-          <w:sz w:val="28"/>
-          <w:u w:val="none"/>
-        </w:rPr>
-        <w:t>— риски больших данных и искусственного интеллекта: вывод чувствительных сведений из совокупности «обезличенных» признаков, дискриминационные решения, зависимость от непрозрачных моделей;</w:t>
-      </w:r>
-    </w:p>
-    <w:p>
-      <w:pPr>
-        <w:spacing w:line="360" w:lineRule="auto" w:before="0" w:after="160"/>
-        <w:ind w:firstLine="0"/>
-        <w:jc w:val="left"/>
-      </w:pPr>
-      <w:r>
-        <w:rPr>
-          <w:rFonts w:ascii="Times New Roman" w:hAnsi="Times New Roman" w:eastAsia="Times New Roman"/>
-          <w:b w:val="0"/>
-          <w:i w:val="0"/>
-          <w:color w:val="000000"/>
-          <w:sz w:val="28"/>
-          <w:u w:val="none"/>
-        </w:rPr>
-        <w:t>— инфраструктурные риски центров обработки данных и каналов связи, без которых управление данными невозможно.</w:t>
-      </w:r>
-    </w:p>
-    <w:p>
-      <w:pPr>
-        <w:spacing w:line="360" w:lineRule="auto" w:before="0" w:after="160"/>
+        <w:spacing w:line="360" w:lineRule="auto" w:before="120" w:after="120"/>
         <w:ind w:firstLine="709"/>
         <w:jc w:val="both"/>
       </w:pPr>
@@ -1645,7 +1943,7 @@
                 <w:sz w:val="22"/>
                 <w:u w:val="none"/>
               </w:rPr>
-              <w:t>Содержание</w:t>
+              <w:t>Содержание (термин / суть)</w:t>
             </w:r>
           </w:p>
         </w:tc>
@@ -1720,7 +2018,7 @@
                 <w:sz w:val="22"/>
                 <w:u w:val="none"/>
               </w:rPr>
-              <w:t>Компрометация персональных, платежных, коммерческих данных; публикация баз в теневом сегменте сети</w:t>
+              <w:t>Нарушение конфиденциальности; privacy breach; несанкционированный доступ к ПДн</w:t>
             </w:r>
           </w:p>
         </w:tc>
@@ -1744,7 +2042,7 @@
                 <w:sz w:val="22"/>
                 <w:u w:val="none"/>
               </w:rPr>
-              <w:t>Штрафы, иски, утрата доверия, мошенничество в отношении субъектов данных</w:t>
+              <w:t>Штрафы, иски, утрата доверия, мошенничество в отношении субъектов</w:t>
             </w:r>
           </w:p>
         </w:tc>
@@ -1794,7 +2092,7 @@
                 <w:sz w:val="22"/>
                 <w:u w:val="none"/>
               </w:rPr>
-              <w:t>Несанкционированная модификация учетных, финансовых, медицинских, логистических данных</w:t>
+              <w:t>Нарушение целостности данных; несанкционированная модификация</w:t>
             </w:r>
           </w:p>
         </w:tc>
@@ -1868,7 +2166,7 @@
                 <w:sz w:val="22"/>
                 <w:u w:val="none"/>
               </w:rPr>
-              <w:t>Отказ хранилищ, шифрование вымогателем, разрушение резервных копий</w:t>
+              <w:t>Нарушение доступности; блокирование; вымогатель</w:t>
             </w:r>
           </w:p>
         </w:tc>
@@ -1942,7 +2240,7 @@
                 <w:sz w:val="22"/>
                 <w:u w:val="none"/>
               </w:rPr>
-              <w:t>Неполные, устаревшие, смещенные данные в аналитике и моделях</w:t>
+              <w:t>Неполнота, неактуальность, дубли, смещение выборки</w:t>
             </w:r>
           </w:p>
         </w:tc>
@@ -2016,7 +2314,7 @@
                 <w:sz w:val="22"/>
                 <w:u w:val="none"/>
               </w:rPr>
-              <w:t>Обработка без основания, нарушение локализации и трансграничной передачи, срыв сроков уведомления об инциденте</w:t>
+              <w:t>Обработка без основания, нарушение локализации, срыв уведомления об инциденте</w:t>
             </w:r>
           </w:p>
         </w:tc>
@@ -2040,7 +2338,7 @@
                 <w:sz w:val="22"/>
                 <w:u w:val="none"/>
               </w:rPr>
-              <w:t>Предписания Роскомнадзора, оборочные штрафы, ограничение деятельности</w:t>
+              <w:t>Предписания Роскомнадзора, оборотные штрафы</w:t>
             </w:r>
           </w:p>
         </w:tc>
@@ -2090,7 +2388,7 @@
                 <w:sz w:val="22"/>
                 <w:u w:val="none"/>
               </w:rPr>
-              <w:t>Действия процессора, уязвимости облачной платформы, «цепочка поставки» данных</w:t>
+              <w:t>Риск обработчика ПДн (PII processor), цепочка поставки данных</w:t>
             </w:r>
           </w:p>
         </w:tc>
@@ -2114,7 +2412,7 @@
                 <w:sz w:val="22"/>
                 <w:u w:val="none"/>
               </w:rPr>
-              <w:t>Инцидент вне прямого контроля оператора, договорная ответственность</w:t>
+              <w:t>Инцидент вне прямого контроля оператора</w:t>
             </w:r>
           </w:p>
         </w:tc>
@@ -2238,7 +2536,7 @@
                 <w:sz w:val="22"/>
                 <w:u w:val="none"/>
               </w:rPr>
-              <w:t>Повторная идентификация, смещение модели, непрозрачные решения</w:t>
+              <w:t>Повторная идентификация после обезличивания, смещение модели</w:t>
             </w:r>
           </w:p>
         </w:tc>
@@ -2287,7 +2585,7 @@
     </w:p>
     <w:p>
       <w:pPr>
-        <w:spacing w:line="360" w:lineRule="auto" w:before="200" w:after="120"/>
+        <w:spacing w:line="360" w:lineRule="auto" w:before="160" w:after="120"/>
         <w:ind w:firstLine="0"/>
         <w:jc w:val="left"/>
       </w:pPr>
@@ -2300,7 +2598,7 @@
           <w:sz w:val="28"/>
           <w:u w:val="single"/>
         </w:rPr>
-        <w:t>3. Примеры реализации рисков в практике цифровой экономики</w:t>
+        <w:t>3. Есть ли аналог этого термина (или этих терминов) в российском законодательстве?</w:t>
       </w:r>
     </w:p>
     <w:p>
@@ -2318,7 +2616,7 @@
           <w:sz w:val="28"/>
           <w:u w:val="none"/>
         </w:rPr>
-        <w:t>Пример 1. Массовая утечка персональных данных клиентов цифровой платформы (интернет-торговля, доставка, телеком). Реализуется риск конфиденциальности на стадии хранения и передачи: злоумышленник получает доступ к базе через уязвимость веб-приложения или скомпрометированную учетную запись администратора. Последствия — уведомление Роскомнадзора, проверки, штрафы, рассылки мошенников субъектам данных, падение капитализации и отток пользователей. В терминах ГОСТ Р ИСО/МЭК 15408-1: актив — данные пользователя; угроза — несанкционированное раскрытие; контрмеры (разграничение доступа, аудит, сертифицированные СЗИ) оказались недостаточны относительно потенциала нападения; остаточный риск реализовался.</w:t>
+        <w:t>Да. В отличие от ГОСТ Р ИСО/МЭК 15408-1, где ключевые инженерные термины почти не попали в законы, термины рисков обработки и управления данными прямо закреплены в российском законодательстве. Аналог здесь не «похожий стандарт», а сам закон.</w:t>
       </w:r>
     </w:p>
     <w:p>
@@ -2336,7 +2634,7 @@
           <w:sz w:val="28"/>
           <w:u w:val="none"/>
         </w:rPr>
-        <w:t>Пример 2. Обработка персональных данных банком или микрофинансовой организацией в кредитном скоринге на основе больших данных. Риск качества и правовой риск: модель использует неактуальные либо избыточные сведения, субъект получает необоснованный отказ. Одновременно возникает риск целостности, если данные бюро кредитных историй искажены. Управление требует и защиты актива, и data governance: происхождение данных, правовое основание, возможность объяснить решение.</w:t>
+        <w:t>Статья 3 Федерального закона № 152-ФЗ содержит легальные определения персональных данных, оператора, обработки, распространения, предоставления, блокирования, уничтожения, обезличивания, информационной системы персональных данных, трансграничной передачи и конфиденциальности персональных данных. Статья 19 того же закона дает определение угроз безопасности персональных данных и уровня защищенности — то есть прямо описывает цифровой риск обработки данных юридическим языком.</w:t>
       </w:r>
     </w:p>
     <w:p>
@@ -2354,7 +2652,7 @@
           <w:sz w:val="28"/>
           <w:u w:val="none"/>
         </w:rPr>
-        <w:t>Пример 3. Размещение государственной или корпоративной информационной системы в облаке. Риск третьей стороны: провайдер имеет доступ к данным, хранилище может оказаться вне требуемой юрисдикции, инцидент на стороне облака приводит к недоступности сервиса. Для значимых объектов КИИ и государственных информационных систем такие риски дополнительно регулируются требованиями о размещении технических средств на территории Российской Федерации и об оценке соответствия средств защиты.</w:t>
+        <w:t>Статья 16 Федерального закона № 149-ФЗ закрепляет защиту информации от неправомерного доступа, уничтожения, модифицирования, блокирования, копирования, предоставления и распространения — это законодательный аналог триады конфиденциальность / целостность / доступность применительно к любым данным, не только персональным (коммерческая тайна, служебная информация, открытые данные государственных информационных систем).</w:t>
       </w:r>
     </w:p>
     <w:p>
@@ -2372,7 +2670,7 @@
           <w:sz w:val="28"/>
           <w:u w:val="none"/>
         </w:rPr>
-        <w:t>Пример 4. Атака программой-вымогателем на медицинскую информационную систему или ритейлера. Одновременно реализуются риски доступности (шифрование витрин данных), целостности (сомнение в неизменности записей) и конфиденциальности (угроза публикации похищенной базы). Это типичный цифровой риск управления данными, поскольку резервное копирование, сегментация хранилищ и контроль привилегированного доступа относятся именно к data management, а не только к «антивирусу».</w:t>
+        <w:t>Федеральный закон № 187-ФЗ вводит понятия компьютерной атаки и компьютерного инцидента — аналоги реализации риска в отношении данных на объектах критической информационной инфраструктуры. Федеральный закон от 21.07.2014 № 242-ФЗ (поправки о локализации) закрепил обязанность записывать, систематизировать, накапливать, хранить, уточнять и извлекать персональные данные граждан Российской Федерации с использованием баз данных, находящихся на территории России: это законодательное оформление риска трансграничной обработки.</w:t>
       </w:r>
     </w:p>
     <w:p>
@@ -2390,7 +2688,25 @@
           <w:sz w:val="28"/>
           <w:u w:val="none"/>
         </w:rPr>
-        <w:t>Пример 5 (учебный, на стыке со стандартом варианта). Оператор персональных данных закупает систему управления базами данных и модуль разграничения доступа. В задании по безопасности по ГОСТ Р ИСО/МЭК 15408 активами указаны персональные данные и аутентификационные данные администраторов. Угроза — утечка за счет обхода идентификации при низком качестве секрета (пароля). Цель безопасности — обеспечить аутентификацию уполномоченных пользователей и защиту остаточной информации. Если выбран недостаточный ОУД, цифровой риск утечки при администрировании базы остается неприемлемым.</w:t>
+        <w:t>Ответственность за реализацию риска тоже закреплена законодательно: статья 13.11 Кодекса Российской Федерации об административных правонарушениях (нарушение законодательства о персональных данных, включая утечки), статьи 137, 272, 273 Уголовного кодекса Российской Федерации (незаконный оборот персональных данных, неправомерный доступ к компьютерной информации, вредоносные программы). С 2022–2025 гг. усилены обязанности оператора уведомлять Роскомнадзор об инцидентах, связанных с неправомерной передачей (предоставлением, распространением, доступом) персональных данных.</w:t>
+      </w:r>
+    </w:p>
+    <w:p>
+      <w:pPr>
+        <w:spacing w:line="360" w:lineRule="auto" w:before="0" w:after="120"/>
+        <w:ind w:firstLine="709"/>
+        <w:jc w:val="both"/>
+      </w:pPr>
+      <w:r>
+        <w:rPr>
+          <w:rFonts w:ascii="Times New Roman" w:hAnsi="Times New Roman" w:eastAsia="Times New Roman"/>
+          <w:b w:val="0"/>
+          <w:i w:val="0"/>
+          <w:color w:val="000000"/>
+          <w:sz w:val="28"/>
+          <w:u w:val="none"/>
+        </w:rPr>
+        <w:t>Термины ГОСТ Р ИСО/МЭК 27005-2010 («оценка риска», «остаточный риск», «перенос риска») в федеральных законах дословно не воспроизведены. Их законодательные аналоги — «определение угроз» и «уровень защищенности» (ст. 19 Федерального закона № 152-ФЗ), а также обязанность оператора принимать правовые, организационные и технические меры. Иными словами: закон называет риск через угрозу и меры, стандарт — через оценку и обработку риска.</w:t>
       </w:r>
     </w:p>
     <w:p>
@@ -2408,7 +2724,7 @@
           <w:sz w:val="28"/>
           <w:u w:val="single"/>
         </w:rPr>
-        <w:t>4. Нормативное и методическое регулирование в Российской Федерации</w:t>
+        <w:t>4. Как применяется этот стандарт в практике управления цифровыми рисками в России (напрямую, на основании национальных правовых актов, основанных на нем, или локальных корпоративных актов)?</w:t>
       </w:r>
     </w:p>
     <w:p>
@@ -2426,7 +2742,94 @@
           <w:sz w:val="28"/>
           <w:u w:val="none"/>
         </w:rPr>
-        <w:t>Основу правового режима составляют Федеральный закон № 149-ФЗ (информация и защита информации), Федеральный закон № 152-ФЗ (персональные данные, обязанности оператора, требования к безопасности при обработке), Федеральный закон № 187-ФЗ (безопасность КИИ, если данные обрабатываются на значимых объектах), Федеральный закон от 29.07.2004 № 98-ФЗ «О коммерческой тайне». Трансграничная передача, локализация отдельных категорий персональных данных, уведомление об инцидентах и взаимодействие с ГосСОПКА формируют отдельный слой комплаенс-риска.</w:t>
+        <w:t>Для рисков обработки и управления данными в России работают все три способа, причем обязательный правовой слой здесь сильнее, чем у ГОСТ Р ИСО/МЭК 15408-1.</w:t>
+      </w:r>
+    </w:p>
+    <w:p>
+      <w:pPr>
+        <w:spacing w:line="360" w:lineRule="auto" w:before="0" w:after="120"/>
+        <w:ind w:firstLine="709"/>
+        <w:jc w:val="both"/>
+      </w:pPr>
+      <w:r>
+        <w:rPr>
+          <w:rFonts w:ascii="Times New Roman" w:hAnsi="Times New Roman" w:eastAsia="Times New Roman"/>
+          <w:b/>
+          <w:i w:val="0"/>
+          <w:color w:val="000000"/>
+          <w:sz w:val="28"/>
+          <w:u w:val="none"/>
+        </w:rPr>
+        <w:t xml:space="preserve">1) Напрямую. </w:t>
+      </w:r>
+      <w:r>
+        <w:rPr>
+          <w:rFonts w:ascii="Times New Roman" w:hAnsi="Times New Roman" w:eastAsia="Times New Roman"/>
+          <w:b w:val="0"/>
+          <w:i w:val="0"/>
+          <w:color w:val="000000"/>
+          <w:sz w:val="28"/>
+          <w:u w:val="none"/>
+        </w:rPr>
+        <w:t>Федеральный закон № 152-ФЗ и Федеральный закон № 149-ФЗ применяются непосредственно: каждый оператор персональных данных и каждый обладатель информации обязан соблюдать их без дополнительного «введения стандарта». ГОСТ Р ИСО/МЭК 27005-2010 и ГОСТ ISO/IEC 29100-2021 как национальные стандарты по Закону № 184-ФЗ добровольны, но организации применяют их напрямую в системах менеджмента информационной безопасности, в политиках privacy и при оценке риска утечки данных.</w:t>
+      </w:r>
+    </w:p>
+    <w:p>
+      <w:pPr>
+        <w:spacing w:line="360" w:lineRule="auto" w:before="0" w:after="120"/>
+        <w:ind w:firstLine="709"/>
+        <w:jc w:val="both"/>
+      </w:pPr>
+      <w:r>
+        <w:rPr>
+          <w:rFonts w:ascii="Times New Roman" w:hAnsi="Times New Roman" w:eastAsia="Times New Roman"/>
+          <w:b/>
+          <w:i w:val="0"/>
+          <w:color w:val="000000"/>
+          <w:sz w:val="28"/>
+          <w:u w:val="none"/>
+        </w:rPr>
+        <w:t xml:space="preserve">2) Через национальные правовые акты, основанные на этих нормах. </w:t>
+      </w:r>
+      <w:r>
+        <w:rPr>
+          <w:rFonts w:ascii="Times New Roman" w:hAnsi="Times New Roman" w:eastAsia="Times New Roman"/>
+          <w:b w:val="0"/>
+          <w:i w:val="0"/>
+          <w:color w:val="000000"/>
+          <w:sz w:val="28"/>
+          <w:u w:val="none"/>
+        </w:rPr>
+        <w:t>Постановление Правительства Российской Федерации № 1119 и приказ ФСТЭК России № 21 делают конкретным то, что закон называет «мерами по обеспечению безопасности персональных данных»: уровни защищенности, состав организационных и технических мер, необходимость модели угроз. Методика ФСТЭК России 2021 г. задает порядок оценки угроз для систем, где обрабатываются данные. Роскомнадзор ведет реестр операторов, проверяет уведомления об обработке и об инцидентах. Для финансовых организаций положения Банка России № 683-П, № 757-П, № 821-П требуют защиты информации, в том числе клиентских и платежных данных, и оценки соответствия ПО. Для значимых объектов КИИ требования Федерального закона № 187-ФЗ и приказа ФСТЭК России № 239 распространяются на данные, обрабатываемые на таких объектах.</w:t>
+      </w:r>
+    </w:p>
+    <w:p>
+      <w:pPr>
+        <w:spacing w:line="360" w:lineRule="auto" w:before="0" w:after="120"/>
+        <w:ind w:firstLine="709"/>
+        <w:jc w:val="both"/>
+      </w:pPr>
+      <w:r>
+        <w:rPr>
+          <w:rFonts w:ascii="Times New Roman" w:hAnsi="Times New Roman" w:eastAsia="Times New Roman"/>
+          <w:b/>
+          <w:i w:val="0"/>
+          <w:color w:val="000000"/>
+          <w:sz w:val="28"/>
+          <w:u w:val="none"/>
+        </w:rPr>
+        <w:t xml:space="preserve">3) Через локальные корпоративные акты. </w:t>
+      </w:r>
+      <w:r>
+        <w:rPr>
+          <w:rFonts w:ascii="Times New Roman" w:hAnsi="Times New Roman" w:eastAsia="Times New Roman"/>
+          <w:b w:val="0"/>
+          <w:i w:val="0"/>
+          <w:color w:val="000000"/>
+          <w:sz w:val="28"/>
+          <w:u w:val="none"/>
+        </w:rPr>
+        <w:t>На уровне организации риски обработки данных фиксируются в политике в отношении обработки персональных данных, политике информационной безопасности, приказе о назначении ответственного за организацию обработки ПДн, модели угроз ИСПДн, регламенте реагирования на инциденты (утечки), договорах поручения обработки с процессорами, матрице доступа, регламентах резервного копирования и уничтожения, реестре информационных ресурсов (каталоге данных). Банки и цифровые платформы дополнительно ведут реестр рисков (risk register), где риск утечки персональных данных оценивается по шкале вероятность × ущерб в логике ГОСТ Р ИСО/МЭК 27005, а остаточный риск утверждается руководством.</w:t>
       </w:r>
     </w:p>
     <w:p>
@@ -2444,7 +2847,25 @@
           <w:sz w:val="28"/>
           <w:u w:val="none"/>
         </w:rPr>
-        <w:t>На уровне подзаконных актов ключевыми являются постановления Правительства Российской Федерации и приказы ФСТЭК России / ФСБ России, определяющие уровни защищенности ИСПДн, состав мер защиты, порядок оценки угроз. Методический документ ФСТЭК России «Методика оценки угроз безопасности информации» (05.02.2021) задает единый подход к моделированию угроз для систем, в которых обрабатываются данные. Приказ ФСТЭК России от 18.02.2013 № 21 устанавливает состав и содержание организационных и технических мер по обеспечению безопасности персональных данных.</w:t>
+        <w:t>Итог: данный вид рисков в России управляется в первую очередь напрямую законом (152-ФЗ, 149-ФЗ), детализируется актами Правительства, ФСТЭК, Роскомнадзора и Банка России и «приземляется» локальными политиками оператора. Стандарты 27005 и 29100 дают метод оценки и термины, закон — обязательность.</w:t>
+      </w:r>
+    </w:p>
+    <w:p>
+      <w:pPr>
+        <w:spacing w:line="360" w:lineRule="auto" w:before="160" w:after="120"/>
+        <w:ind w:firstLine="0"/>
+        <w:jc w:val="left"/>
+      </w:pPr>
+      <w:r>
+        <w:rPr>
+          <w:rFonts w:ascii="Times New Roman" w:hAnsi="Times New Roman" w:eastAsia="Times New Roman"/>
+          <w:b/>
+          <w:i w:val="0"/>
+          <w:color w:val="000000"/>
+          <w:sz w:val="28"/>
+          <w:u w:val="single"/>
+        </w:rPr>
+        <w:t>5. Пример применения стандарта при определении термина, используемого для характеристики цифрового риска</w:t>
       </w:r>
     </w:p>
     <w:p>
@@ -2462,25 +2883,7 @@
           <w:sz w:val="28"/>
           <w:u w:val="none"/>
         </w:rPr>
-        <w:t>Методическую рамку управления риском как риском информационной безопасности дают ГОСТ Р ИСО/МЭК 27001, ГОСТ Р ИСО/МЭК 27005 (менеджмент риска ИБ), ГОСТ Р 50922-2006 (термины защиты информации) и ГОСТ Р ИСО/МЭК 15408 (оценка безопасности продуктов, через которые данные обрабатываются и защищаются). Таким образом, риски обработки данных регулируются и правом (обязанности оператора), и стандартами оценки/менеджмента риска.</w:t>
-      </w:r>
-    </w:p>
-    <w:p>
-      <w:pPr>
-        <w:spacing w:line="360" w:lineRule="auto" w:before="160" w:after="120"/>
-        <w:ind w:firstLine="0"/>
-        <w:jc w:val="left"/>
-      </w:pPr>
-      <w:r>
-        <w:rPr>
-          <w:rFonts w:ascii="Times New Roman" w:hAnsi="Times New Roman" w:eastAsia="Times New Roman"/>
-          <w:b/>
-          <w:i w:val="0"/>
-          <w:color w:val="000000"/>
-          <w:sz w:val="28"/>
-          <w:u w:val="single"/>
-        </w:rPr>
-        <w:t>5. Меры управления данными рисками</w:t>
+        <w:t>Реальный пример. Оператор персональной электронной торговой площадки (интернет-магазин) обязан по статье 19 Федерального закона № 152-ФЗ определить угрозы безопасности персональных данных. В модели угроз, составленной по Методике ФСТЭК России от 05.02.2021 и приказу ФСТЭК России № 21, термин «угроза безопасности персональных данных» берется дословно из закона: совокупность условий и факторов, создающих опасность несанкционированного доступа, результатом которого могут стать уничтожение, изменение, блокирование, копирование, предоставление, распространение персональных данных.</w:t>
       </w:r>
     </w:p>
     <w:p>
@@ -2498,7 +2901,7 @@
           <w:sz w:val="28"/>
           <w:u w:val="none"/>
         </w:rPr>
-        <w:t>Управление рисками обработки и управления данными строится как цикл: идентификация активов-данных → оценка угроз и уязвимостей → определение допустимого остаточного риска → выбор контрмер → мониторинг инцидентов и качества данных. Набор мер целесообразно группировать следующим образом.</w:t>
+        <w:t>Конкретная формулировка в модели угроз может выглядеть так. Актив — база заказов, содержащая ФИО, телефон, адрес доставки и историю покупок. Угроза — утечка персональных данных вследствие эксплуатации уязвимости веб-приложения нарушителем со средним потенциалом. Негативные последствия — неправомерное распространение ПДн, административная ответственность по статье 13.11 КоАП РФ, претензии субъектов, репутационный ущерб. По ГОСТ Р ИСО/МЭК 27005 эта угроза переводится в риск информационной безопасности: оцениваются вероятность и ущерб, выбирается способ обработки риска (снижение — WAF, разграничение доступа, шифрование, журналирование, DLP; перенос — условия договора с облачным провайдером и киберстрахование). После внедрения мер фиксируется остаточный риск, который принимает руководитель оператора.</w:t>
       </w:r>
     </w:p>
     <w:p>
@@ -2516,7 +2919,7 @@
           <w:sz w:val="28"/>
           <w:u w:val="none"/>
         </w:rPr>
-        <w:t>Правовые и организационные меры: назначение ответственных за обработку и за защиту данных; политики классификации информации; правовые основания и согласия; договоры с процессорами, включающие требования безопасности и аудит; учет информационных систем; регламенты реагирования на утечки; обучение персонала; минимизация данных и ограничение целей обработки.</w:t>
+        <w:t>Второй пример — применение термина «нарушение безопасности ПДн» (ГОСТ ISO/IEC 29100-2021) вместе с обязанностью уведомления регулятора. При выявлении неправомерной передачи персональных данных оператор квалифицирует событие как нарушение безопасности ПДн (реализацию риска конфиденциальности) и в установленный срок направляет уведомление в Роскомнадзор. Тем самым термин стандарта и закона становится операционным: от него зависит, считать ли событие инцидентом, кого уведомлять и какие меры принимать.</w:t>
       </w:r>
     </w:p>
     <w:p>
@@ -2534,79 +2937,7 @@
           <w:sz w:val="28"/>
           <w:u w:val="none"/>
         </w:rPr>
-        <w:t>Меры data governance: каталог данных, назначение владельцев данных (data owners), контроль качества, управление жизненным циклом, регламент уничтожения, запрет неконтролируемых копий, разделение продуктивных и тестовых сред, маскирование и обезличивание тестовых наборов.</w:t>
-      </w:r>
-    </w:p>
-    <w:p>
-      <w:pPr>
-        <w:spacing w:line="360" w:lineRule="auto" w:before="0" w:after="120"/>
-        <w:ind w:firstLine="709"/>
-        <w:jc w:val="both"/>
-      </w:pPr>
-      <w:r>
-        <w:rPr>
-          <w:rFonts w:ascii="Times New Roman" w:hAnsi="Times New Roman" w:eastAsia="Times New Roman"/>
-          <w:b w:val="0"/>
-          <w:i w:val="0"/>
-          <w:color w:val="000000"/>
-          <w:sz w:val="28"/>
-          <w:u w:val="none"/>
-        </w:rPr>
-        <w:t>Технические меры: идентификация и аутентификация, разграничение доступа, шифрование при хранении и передаче, журналирование и мониторинг, DLP, резервное копирование и проверка восстановления, защита конечных точек и периметра, сегментация сетей, управление уязвимостями, защита остаточной информации. Для продуктов, через которые реализуются эти функции, в российской практике применяются сертификация и профили защиты по ГОСТ Р ИСО/МЭК 15408, а для клиентского финансового ПО — оценка по ОУД4.</w:t>
-      </w:r>
-    </w:p>
-    <w:p>
-      <w:pPr>
-        <w:spacing w:line="360" w:lineRule="auto" w:before="0" w:after="120"/>
-        <w:ind w:firstLine="709"/>
-        <w:jc w:val="both"/>
-      </w:pPr>
-      <w:r>
-        <w:rPr>
-          <w:rFonts w:ascii="Times New Roman" w:hAnsi="Times New Roman" w:eastAsia="Times New Roman"/>
-          <w:b w:val="0"/>
-          <w:i w:val="0"/>
-          <w:color w:val="000000"/>
-          <w:sz w:val="28"/>
-          <w:u w:val="none"/>
-        </w:rPr>
-        <w:t>Экономические меры: страхование киберрисков, оценка ущерба от простоя цифровых сервисов, включение стоимости защиты данных в себестоимость цифрового продукта. Критерий успеха — не «нулевой риск» (стандарт прямо исходит из существования остаточного риска), а удержание риска в границах, приемлемых для владельца актива и для регулятора.</w:t>
-      </w:r>
-    </w:p>
-    <w:p>
-      <w:pPr>
-        <w:spacing w:line="360" w:lineRule="auto" w:before="160" w:after="120"/>
-        <w:ind w:firstLine="0"/>
-        <w:jc w:val="left"/>
-      </w:pPr>
-      <w:r>
-        <w:rPr>
-          <w:rFonts w:ascii="Times New Roman" w:hAnsi="Times New Roman" w:eastAsia="Times New Roman"/>
-          <w:b/>
-          <w:i w:val="0"/>
-          <w:color w:val="000000"/>
-          <w:sz w:val="28"/>
-          <w:u w:val="single"/>
-        </w:rPr>
-        <w:t>Краткий вывод по части второй</w:t>
-      </w:r>
-    </w:p>
-    <w:p>
-      <w:pPr>
-        <w:spacing w:line="360" w:lineRule="auto" w:before="0" w:after="120"/>
-        <w:ind w:firstLine="709"/>
-        <w:jc w:val="both"/>
-      </w:pPr>
-      <w:r>
-        <w:rPr>
-          <w:rFonts w:ascii="Times New Roman" w:hAnsi="Times New Roman" w:eastAsia="Times New Roman"/>
-          <w:b w:val="0"/>
-          <w:i w:val="0"/>
-          <w:color w:val="000000"/>
-          <w:sz w:val="28"/>
-          <w:u w:val="none"/>
-        </w:rPr>
-        <w:t>Риски обработки и управления данными — центральный вид цифровых рисков, потому что данные являются основным активом цифровой экономики. Их видовой состав включает риски конфиденциальности, целостности, доступности, качества, комплаенса, третьих лиц, жизненного цикла и использования больших данных / ИИ. В российской практике они описываются языком законодательства об информации и персональных данных и одновременно языком ГОСТ Р ИСО/МЭК 15408 (актив, угроза, потенциал нападения, цель безопасности, доверие, остаточный риск). Управление этими рисками требует сочетания правового режима оператора, корпоративного data governance и технических контрмер, подтвержденных оценкой безопасности ИТ-продуктов.</w:t>
+        <w:t>Собственный иллюстративный пример. Банк запускает сервис предодобренных кредитов на основе больших данных. В реестре цифровых рисков появляется запись: «риск принятия кредитного решения на некачественных / избыточных персональных данных». Термины берутся из Федерального закона № 152-ФЗ (обработка, цель обработки, персональные данные) и из ГОСТ Р ИСО/МЭК 27005 (оценка риска, последствия, остаточный риск). Цель обработки ограничивается скорингом; избыточные признаки исключаются (минимизация данных); тестовые среды наполняются обезличенными наборами (термин «обезличивание» — и закон, и ГОСТ 29100). Остаточный риск ошибочного отказа клиенту принимается правлением как допустимый при наличии процедуры оспаривания решения. Здесь стандарт и закон применяются не к «железу», а к определению самого цифрового риска управления данными.</w:t>
       </w:r>
     </w:p>
     <w:p>
@@ -2678,7 +3009,7 @@
           <w:sz w:val="28"/>
           <w:u w:val="none"/>
         </w:rPr>
-        <w:t>3. ГОСТ Р 50922-2006. Защита информации. Основные термины и определения.</w:t>
+        <w:t>3. ГОСТ Р ИСО/МЭК 27005-2010. Информационная технология. Методы и средства обеспечения безопасности. Менеджмент риска информационной безопасности (утв. Приказом Росстандарта от 30.11.2010 № 632-ст).</w:t>
       </w:r>
     </w:p>
     <w:p>
@@ -2696,7 +3027,7 @@
           <w:sz w:val="28"/>
           <w:u w:val="none"/>
         </w:rPr>
-        <w:t>4. Федеральный закон от 27.12.2002 № 184-ФЗ «О техническом регулировании».</w:t>
+        <w:t>4. ГОСТ ISO/IEC 29100-2021. Информационные технологии. Методы и средства обеспечения безопасности. Основы защиты персональных данных (введен в действие Приказом Росстандарта от 02.07.2021 № 610-ст).</w:t>
       </w:r>
     </w:p>
     <w:p>
@@ -2714,7 +3045,7 @@
           <w:sz w:val="28"/>
           <w:u w:val="none"/>
         </w:rPr>
-        <w:t>5. Федеральный закон от 27.07.2006 № 149-ФЗ «Об информации, информационных технологиях и о защите информации».</w:t>
+        <w:t>5. ГОСТ Р 50922-2006. Защита информации. Основные термины и определения.</w:t>
       </w:r>
     </w:p>
     <w:p>
@@ -2732,7 +3063,7 @@
           <w:sz w:val="28"/>
           <w:u w:val="none"/>
         </w:rPr>
-        <w:t>6. Федеральный закон от 27.07.2006 № 152-ФЗ «О персональных данных».</w:t>
+        <w:t>6. Федеральный закон от 27.12.2002 № 184-ФЗ «О техническом регулировании».</w:t>
       </w:r>
     </w:p>
     <w:p>
@@ -2750,7 +3081,7 @@
           <w:sz w:val="28"/>
           <w:u w:val="none"/>
         </w:rPr>
-        <w:t>7. Федеральный закон от 26.07.2017 № 187-ФЗ «О безопасности критической информационной инфраструктуры Российской Федерации».</w:t>
+        <w:t>7. Федеральный закон от 27.07.2006 № 149-ФЗ «Об информации, информационных технологиях и о защите информации».</w:t>
       </w:r>
     </w:p>
     <w:p>
@@ -2768,7 +3099,7 @@
           <w:sz w:val="28"/>
           <w:u w:val="none"/>
         </w:rPr>
-        <w:t>8. Методический документ ФСТЭК России ИТ.СДЗ.УБ4.ПЗ «Профиль защиты средства доверенной загрузки уровня базовой системы ввода-вывода четвертого класса защиты» (утв. 30.12.2013).</w:t>
+        <w:t>8. Федеральный закон от 27.07.2006 № 152-ФЗ «О персональных данных».</w:t>
       </w:r>
     </w:p>
     <w:p>
@@ -2786,7 +3117,7 @@
           <w:sz w:val="28"/>
           <w:u w:val="none"/>
         </w:rPr>
-        <w:t>9. Методический документ ФСТЭК России «Методика оценки угроз безопасности информации» (утв. 05.02.2021).</w:t>
+        <w:t>9. Федеральный закон от 26.07.2017 № 187-ФЗ «О безопасности критической информационной инфраструктуры Российской Федерации».</w:t>
       </w:r>
     </w:p>
     <w:p>
@@ -2804,7 +3135,7 @@
           <w:sz w:val="28"/>
           <w:u w:val="none"/>
         </w:rPr>
-        <w:t>10. Приказ ФСТЭК России от 18.02.2013 № 21 «Об утверждении Состава и содержания организационных и технических мер по обеспечению безопасности персональных данных…».</w:t>
+        <w:t>10. Постановление Правительства Российской Федерации от 01.11.2012 № 1119 «Об утверждении требований к защите персональных данных при их обработке в информационных системах персональных данных».</w:t>
       </w:r>
     </w:p>
     <w:p>
@@ -2822,7 +3153,7 @@
           <w:sz w:val="28"/>
           <w:u w:val="none"/>
         </w:rPr>
-        <w:t>11. Положения Банка России № 683-П, № 757-П, № 821-П (требования к обеспечению защиты информации в финансовой сфере, включая оценку соответствия по ОУД4).</w:t>
+        <w:t>11. Приказ ФСТЭК России от 18.02.2013 № 21 «Об утверждении Состава и содержания организационных и технических мер по обеспечению безопасности персональных данных…».</w:t>
       </w:r>
     </w:p>
     <w:p>
@@ -2840,7 +3171,7 @@
           <w:sz w:val="28"/>
           <w:u w:val="none"/>
         </w:rPr>
-        <w:t>12. ГОСТ Р 57628-2017. Информационная технология. Методы и средства обеспечения безопасности. Руководство по разработке профилей защиты и заданий по безопасности.</w:t>
+        <w:t>12. Методический документ ФСТЭК России «Методика оценки угроз безопасности информации» (утв. 05.02.2021).</w:t>
       </w:r>
     </w:p>
     <w:p>
@@ -2858,7 +3189,7 @@
           <w:sz w:val="28"/>
           <w:u w:val="none"/>
         </w:rPr>
-        <w:t>13. Янченко Е. В. Риски организации в условиях цифровизации экономики // Креативная экономика. 2022. № 6.</w:t>
+        <w:t>13. Методический документ ФСТЭК России ИТ.СДЗ.УБ4.ПЗ «Профиль защиты средства доверенной загрузки уровня базовой системы ввода-вывода четвертого класса защиты» (утв. 30.12.2013).</w:t>
       </w:r>
     </w:p>
     <w:p>
@@ -2876,7 +3207,43 @@
           <w:sz w:val="28"/>
           <w:u w:val="none"/>
         </w:rPr>
-        <w:t>14. RTM Group. «Общие критерии» ГОСТ Р ИСО/МЭК 15408: структура и применение. URL: https://rtmtech.ru/articles/gost-15408/</w:t>
+        <w:t>14. Положения Банка России № 683-П, № 757-П, № 821-П (требования к обеспечению защиты информации в финансовой сфере).</w:t>
+      </w:r>
+    </w:p>
+    <w:p>
+      <w:pPr>
+        <w:spacing w:line="360" w:lineRule="auto" w:before="0" w:after="80"/>
+        <w:ind w:firstLine="0"/>
+        <w:jc w:val="left"/>
+      </w:pPr>
+      <w:r>
+        <w:rPr>
+          <w:rFonts w:ascii="Times New Roman" w:hAnsi="Times New Roman" w:eastAsia="Times New Roman"/>
+          <w:b w:val="0"/>
+          <w:i w:val="0"/>
+          <w:color w:val="000000"/>
+          <w:sz w:val="28"/>
+          <w:u w:val="none"/>
+        </w:rPr>
+        <w:t>15. ГОСТ Р 57628-2017. Информационная технология. Методы и средства обеспечения безопасности. Руководство по разработке профилей защиты и заданий по безопасности.</w:t>
+      </w:r>
+    </w:p>
+    <w:p>
+      <w:pPr>
+        <w:spacing w:line="360" w:lineRule="auto" w:before="0" w:after="80"/>
+        <w:ind w:firstLine="0"/>
+        <w:jc w:val="left"/>
+      </w:pPr>
+      <w:r>
+        <w:rPr>
+          <w:rFonts w:ascii="Times New Roman" w:hAnsi="Times New Roman" w:eastAsia="Times New Roman"/>
+          <w:b w:val="0"/>
+          <w:i w:val="0"/>
+          <w:color w:val="000000"/>
+          <w:sz w:val="28"/>
+          <w:u w:val="none"/>
+        </w:rPr>
+        <w:t>16. Янченко Е. В. Риски организации в условиях цифровизации экономики // Креативная экономика. 2022. № 6.</w:t>
       </w:r>
     </w:p>
     <w:sectPr>
